--- a/paper/ieie/draft_ieie_conf_ko_v1.docx
+++ b/paper/ieie/draft_ieie_conf_ko_v1.docx
@@ -792,7 +792,7 @@
           <w:sz w:val="18"/>
           <w:szCs w:val="18"/>
         </w:rPr>
-        <w:t xml:space="preserve">  표 1과 같이 SS2D 치환은 21배 적은 파라미터로 세 지표 전부에서 원 설계를 앞섰고, paired 비교에서 74~78%의 슬라이스(SSIM 78.2%)와 90~95%의 볼륨에서 우위였다(모든 지표 p&lt;0.001). 우위는 25회의 검증 시점 전부와 5개 contrast 서브그룹 전부(우위 비율 ≥68.7%)에서 유지되었다. 정성적으로 bi-GRU는 두개골 바깥에 수평 방향 주기적 ringing을 남기는 반면 SS2D는 배경이 깨끗하였다. 다만 epoch당 학습시간은 cuDNN GRU가 더 짧아(2.41 h 대 3.07 h) 효율 이점은 파라미터 수에 있다. 강화 SS2D는 통제판 대비 세 지표 모두 근소하게 개선되었으나(우위 슬라이스 54~56%), 이 이득은 동일 50 epoch 시점(SSIM 0.9130)이 아닌 80 epoch 연장 구간에서 발생하였다.</w:t>
+        <w:t xml:space="preserve">  표 1과 같이 SS2D 치환은 21배 적은 파라미터로 세 지표 전부에서 원 설계를 앞섰고, paired 비교에서 74~78%의 슬라이스(SSIM 78.2%)와 90~95%의 볼륨에서 우위였다(모든 지표 p&lt;0.001). 우위는 25회의 검증 시점 전부와 5개 contrast 서브그룹 전부(우위 비율 ≥68.7%)에서 유지되었다. 정성적으로 bi-GRU는 두개골 바깥에 수평 방향의 주기적 ringing을 남겼으나 SS2D는 그렇지 않았다. 다만 epoch당 학습시간은 cuDNN GRU가 더 짧아(2.41 h 대 3.07 h) 효율 이점은 파라미터 수에 있다. 강화 SS2D는 통제판 대비 세 지표 모두 근소하게 개선되었으나(우위 슬라이스 54~56%), 이 이득은 동일 50 epoch 시점(SSIM 0.9130)이 아닌 80 epoch 연장 구간에서 발생하였다.</w:t>
       </w:r>
     </w:p>
     <w:p>

--- a/paper/ieie/draft_ieie_conf_ko_v1.docx
+++ b/paper/ieie/draft_ieie_conf_ko_v1.docx
@@ -459,7 +459,7 @@
           <w:sz w:val="18"/>
           <w:szCs w:val="18"/>
         </w:rPr>
-        <w:t xml:space="preserve">은 후자로, 양방향 GRU(bi-GRU)가 k-space를 영상 도메인 특징으로 변환한 뒤 U-Net이 aliasing을 제거한다. 그러나 bi-GRU는 행·열을 순차 처리해 병렬화가 어렵고 flatten-reshape 구조 탓에 파라미터가 수억 개에 이른다. 선택적 상태공간모델 Mamba</w:t>
+        <w:t xml:space="preserve">은 후자로, 양방향 GRU(bi-GRU)가 k-space를 영상 도메인 특징으로 변환한 뒤 U-Net이 aliasing을 제거한다. 그러나 bi-GRU는 순차 처리라 병렬화가 어렵고 flatten-reshape 구조 탓에 파라미터가 수억 개에 이른다. 상태공간모델 Mamba</w:t>
       </w:r>
       <w:r>
         <w:rPr>
@@ -491,7 +491,7 @@
           <w:sz w:val="18"/>
           <w:szCs w:val="18"/>
         </w:rPr>
-        <w:t xml:space="preserve">는 네 방향 스캔으로 전역 수용영역을 얻는다. Mamba 기반 MRI 재구성</w:t>
+        <w:t xml:space="preserve">는 네 방향 스캔으로 전역 수용영역을 얻는다. 기존 Mamba 기반 MRI 재구성</w:t>
       </w:r>
       <w:r>
         <w:rPr>
@@ -507,7 +507,7 @@
           <w:sz w:val="18"/>
           <w:szCs w:val="18"/>
         </w:rPr>
-        <w:t xml:space="preserve">은 새 구조 전체를 제안하므로 순환신경망만 SSM으로 바꾼 효과를 분리한 통제 비교는 없다. 본 논문은 ETER-Net에서 도메인 변환 시퀀스 모델만 bi-GRU→SS2D로 치환하고 나머지를 모두 고정한 단일 변수 통제 비교를 보고한다.</w:t>
+        <w:t xml:space="preserve">은 새 구조 전체를 제안해, 순환신경망만 SSM으로 바꾼 효과를 분리한 비교는 없다. 본 논문은 ETER-Net에서 도메인 변환 시퀀스 모델만 bi-GRU→SS2D로 치환하고 나머지를 모두 고정한 단일 변수 통제 비교를 보고한다.</w:t>
       </w:r>
     </w:p>
     <w:p>
@@ -574,7 +574,7 @@
           <w:sz w:val="18"/>
           <w:szCs w:val="18"/>
         </w:rPr>
-        <w:t xml:space="preserve">  그림 1은 두 팔이 공유하는 골격이다. 16코일 k-space를 실수·허수로 분리한 (32, 384, 384) 입력을 시퀀스 모델 f_θ가 영상 도메인 특징(20채널)으로 변환하고, zero-filled 코일 영상과 채널 결합해 후처리 U-Net(depth 5, 31.1M)이 magnitude 영상을 출력한다. 손실은 brain mask 내부의 L1+(1−SSIM)이고 data-consistency 블록과 ViT 인코더</w:t>
+        <w:t xml:space="preserve">  그림 1은 두 팔의 공유 골격이다. 16코일 k-space를 실수·허수로 분리한 (32, 384, 384) 입력을 시퀀스 모델 f_θ가 영상 도메인 특징(20채널)으로 변환하고, zero-filled 코일 영상과 채널 결합해 후처리 U-Net(depth 5, 31.1M)이 magnitude 영상을 출력한다. 손실은 brain mask 내부의 L1+(1−SSIM)이고 data-consistency 블록과 ViT 인코더</w:t>
       </w:r>
       <w:r>
         <w:rPr>
@@ -590,7 +590,7 @@
           <w:sz w:val="18"/>
           <w:szCs w:val="18"/>
         </w:rPr>
-        <w:t xml:space="preserve">는 두지 않는다. bi-GRU 팔은 원본의 수평·수직 양방향 GRU(총 668.2M)이며, SS2D 팔은 4방향 selective scan 단일 블록(d_inner 128, d_state 16)으로 출력 채널을 GRU와 같은 20으로 정합해 용량을 GRU 이하로 억제하였다(SSM 스택 0.12M, 총 31.2M). f_θ 외의 데이터로더·마스크·손실·최적화·스케줄·U-Net은 전부 동일하다.</w:t>
+        <w:t xml:space="preserve">는 두지 않는다. bi-GRU 팔은 원본의 수평·수직 양방향 GRU(총 668.2M)이며, SS2D 팔은 4방향 selective scan 단일 블록(d_inner 128, d_state 16)으로 출력 채널을 GRU와 같은 20으로 정합해 용량을 GRU 이하로 억제하였다(SSM 스택 0.12M, 총 31.2M). f_θ 외의 데이터·마스크·손실·최적화·U-Net은 동일하다.</w:t>
       </w:r>
     </w:p>
     <w:p>
@@ -691,7 +691,7 @@
           <w:sz w:val="18"/>
           <w:szCs w:val="18"/>
         </w:rPr>
-        <w:t xml:space="preserve">  강화 SS2D는 통제를 해제한 변형으로 Mamba 게이팅 y·SiLU(z), SS2D 블록 3개의 잔차 스택, 병목 해제(출력 64채널, d_inner 256, d_state 32)를 적용하고, fp16 스캔과 3배 다운샘플 coarse scan으로 epoch당 시간을 통제판 수준으로 유지하였다(약 33M).</w:t>
+        <w:t xml:space="preserve">  강화 SS2D는 통제를 해제한 변형으로 Mamba 게이팅 y·SiLU(z), 3블록 잔차 스택, 병목 해제(출력 64채널, d_inner 256, d_state 32)를 적용하고, fp16 coarse scan(3배 다운샘플)으로 epoch당 시간을 통제판 수준으로 유지하였다(약 33M).</w:t>
       </w:r>
     </w:p>
     <w:p>
@@ -774,7 +774,7 @@
           <w:sz w:val="18"/>
           <w:szCs w:val="18"/>
         </w:rPr>
-        <w:t xml:space="preserve"> 확보 서브셋(혼합 contrast)을 공식 train/val 구획대로 사용하였다(train 65,028 슬라이스, val 464 볼륨/7,334 슬라이스). GT는 RSS 영상의 384×384 crop/pad, 언더샘플링은 R=4 equispaced Cartesian 마스크(ACS 8%)다. Adam(2×10⁻⁴)·cosine annealing·AMP·batch 8·50 epoch(강화판 80)으로 TITAN RTX 24GB 1장에서 학습하였다. 지표는 brain mask 내부 SSIM·PSNR·nMSE(%)를 슬라이스 단위로 계산해 fastMRI 관례대로 볼륨 단위 평균±표준편차로 보고하고(표 1, zero-filled 기준선 포함), paired 설계이므로 우위 슬라이스 비율과 볼륨 단위 Wilcoxon signed-rank 검정으로 유의성을 평가하였다.</w:t>
+        <w:t xml:space="preserve"> 확보 서브셋(혼합 contrast)을 공식 구획대로 사용하였다(train 65,028 슬라이스, val 464 볼륨/7,334 슬라이스). GT는 RSS 영상의 384×384 crop/pad, 언더샘플링은 R=4 equispaced Cartesian 마스크(ACS 8%)다. Adam(2×10⁻⁴)·cosine 스케줄·AMP·batch 8·50 epoch(강화판 80)으로 TITAN RTX 1장에서 학습하였다. 지표는 brain mask 내부 SSIM·PSNR·nMSE(%)를 슬라이스 단위로 계산해 fastMRI 관례대로 볼륨 단위 평균±표준편차로 보고하고(표 1, zero-filled 기준선 포함), paired 설계이므로 우위 슬라이스 비율과 볼륨 단위 Wilcoxon 검정으로 유의성을 평가하였다.</w:t>
       </w:r>
     </w:p>
     <w:p>
@@ -792,7 +792,24 @@
           <w:sz w:val="18"/>
           <w:szCs w:val="18"/>
         </w:rPr>
-        <w:t xml:space="preserve">  표 1과 같이 SS2D 치환은 21배 적은 파라미터로 세 지표 전부에서 원 설계를 앞섰고, paired 비교에서 74~78%의 슬라이스(SSIM 78.2%)와 90~95%의 볼륨에서 우위였다(모든 지표 p&lt;0.001). 우위는 25회의 검증 시점 전부와 5개 contrast 서브그룹 전부(우위 비율 ≥68.7%)에서 유지되었다. 정성적으로 bi-GRU는 두개골 바깥에 수평 방향의 주기적 ringing을 남겼으나 SS2D는 그렇지 않았다. 다만 epoch당 학습시간은 cuDNN GRU가 더 짧아(2.41 h 대 3.07 h) 효율 이점은 파라미터 수에 있다. 강화 SS2D는 통제판 대비 세 지표 모두 근소하게 개선되었으나(우위 슬라이스 54~56%), 이 이득은 동일 50 epoch 시점(SSIM 0.9130)이 아닌 80 epoch 연장 구간에서 발생하였다.</w:t>
+        <w:t xml:space="preserve">  표 1에서 SS2D 치환은 21배 적은 파라미터로 세 지표 전부에서 원 설계를 앞섰고, paired 비교에서 슬라이스 74~78%(SSIM 78.2%)·볼륨 90~95%에서 우위였다(모든 지표 p&lt;0.001). 우위는 25회 검증 시점 전부와 5개 contrast 서브그룹 전부(≥68.7%)에서 유지되었다. 정성적으로 bi-GRU만 두개골 바깥에 주기적 ringing을 남겼다. 다만 epoch당 학습시간은 cuDNN GRU가 짧아(2.41 h 대 3.07 h) 효율 이점은 파라미터 수에 있다. 같은 프로토콜로 전체 검증셋을 추론한 공개 모델은 볼륨 SSIM 기준 U-Net† 0.8971, E2E-VarNet† 0.9181, PromptMR+ </w:t>
+      </w:r>
+      <w:r>
+        <w:rPr>
+          <w:rFonts w:ascii="HY신명조" w:eastAsia="HY신명조" w:hint="eastAsia"/>
+          <w:sz w:val="18"/>
+          <w:szCs w:val="18"/>
+          <w:highlight w:val="yellow"/>
+        </w:rPr>
+        <w:t xml:space="preserve">[TBD]</w:t>
+      </w:r>
+      <w:r>
+        <w:rPr>
+          <w:rFonts w:ascii="HY신명조" w:eastAsia="HY신명조" w:hint="eastAsia"/>
+          <w:sz w:val="18"/>
+          <w:szCs w:val="18"/>
+        </w:rPr>
+        <w:t xml:space="preserve">였다(†: train+val 학습 leaderboard 가중치, 참고선). 강화 SS2D는 통제판 대비 세 지표 모두 근소하게 개선되었으나(우위 슬라이스 54~56%), 이 이득은 동일 50 epoch 시점(SSIM 0.9130)이 아닌 80 epoch 연장 구간의 것이다.</w:t>
       </w:r>
     </w:p>
     <w:p>

--- a/paper/ieie/draft_ieie_conf_ko_v1.docx
+++ b/paper/ieie/draft_ieie_conf_ko_v1.docx
@@ -691,7 +691,7 @@
           <w:sz w:val="18"/>
           <w:szCs w:val="18"/>
         </w:rPr>
-        <w:t xml:space="preserve">  강화 SS2D는 통제를 해제한 변형으로 Mamba 게이팅 y·SiLU(z), 3블록 잔차 스택, 병목 해제(출력 64채널, d_inner 256, d_state 32)를 적용하고, fp16 coarse scan(3배 다운샘플)으로 epoch당 시간을 통제판 수준으로 유지하였다(약 33M).</w:t>
+        <w:t xml:space="preserve">  강화 SS2D는 통제를 해제한 변형으로 Mamba 게이팅 y·SiLU(z), 3블록 잔차 스택, 병목 해제(출력 64채널, d_inner 256, d_state 32)를 적용하고, fp16 coarse scan(3배 다운샘플)으로 epoch당 시간을 통제판 수준으로 유지하였다(약 34M).</w:t>
       </w:r>
     </w:p>
     <w:p>
@@ -1591,7 +1591,7 @@
                 <w:sz w:val="16"/>
                 <w:szCs w:val="16"/>
               </w:rPr>
-              <w:t xml:space="preserve">33</w:t>
+              <w:t xml:space="preserve">34</w:t>
             </w:r>
           </w:p>
         </w:tc>

--- a/paper/ieie/draft_ieie_conf_ko_v1.docx
+++ b/paper/ieie/draft_ieie_conf_ko_v1.docx
@@ -574,7 +574,7 @@
           <w:sz w:val="18"/>
           <w:szCs w:val="18"/>
         </w:rPr>
-        <w:t xml:space="preserve">  그림 1은 두 팔의 공유 골격이다. 16코일 k-space를 실수·허수로 분리한 (32, 384, 384) 입력을 시퀀스 모델 f_θ가 영상 도메인 특징(20채널)으로 변환하고, zero-filled 코일 영상과 채널 결합해 후처리 U-Net(depth 5, 31.1M)이 magnitude 영상을 출력한다. 손실은 brain mask 내부의 L1+(1−SSIM)이고 data-consistency 블록과 ViT 인코더</w:t>
+        <w:t xml:space="preserve">  그림 1은 두 팔이 공유하는 통제 파이프라인이다. 완전 샘플링 16코일 k-space y_c에서 GT(RSS 영상, 384×384 crop/pad)를 만들고, R=4 equispaced 마스크 M(ACS 8%)을 곱한 언더샘플링 k-space ỹ=M⊙y_c를 실수·허수로 분리한 (32, 384, 384) 텐서가 입력이다. 이 입력은 두 갈래로 흐른다. 시퀀스 모델 f_θ가 k-space를 영상 도메인 특징(20채널)으로 직접 변환하고, 같은 ỹ를 코일별 역 FFT한 zero-filled 코일 영상(32채널)과 채널 결합(52채널)해 후처리 U-Net g_φ(dual-frame skip, depth 5, 31.1M)가 magnitude 영상 x̂를 출력한다. 손실은 brain mask 내부의 L1+(1−SSIM)이고 data-consistency 블록과 ViT 인코더</w:t>
       </w:r>
       <w:r>
         <w:rPr>
@@ -590,7 +590,7 @@
           <w:sz w:val="18"/>
           <w:szCs w:val="18"/>
         </w:rPr>
-        <w:t xml:space="preserve">는 두지 않는다. bi-GRU 팔은 원본의 수평·수직 양방향 GRU(총 668.2M)이며, SS2D 팔은 4방향 selective scan 단일 블록(d_inner 128, d_state 16)으로 출력 채널을 GRU와 같은 20으로 정합해 용량을 GRU 이하로 억제하였다(SSM 스택 0.12M, 총 31.2M). f_θ 외의 데이터·마스크·손실·최적화·U-Net은 동일하다.</w:t>
+        <w:t xml:space="preserve">는 두지 않는다. 점선 상자의 f_θ만이 두 팔 사이의 유일한 변수이며 데이터·마스크·손실·최적화·U-Net은 동일하다.</w:t>
       </w:r>
     </w:p>
     <w:p>
@@ -611,7 +611,7 @@
         </w:rPr>
         <w:drawing>
           <wp:inline distT="0" distB="0" distL="0" distR="0">
-            <wp:extent cx="2447290" cy="1605280"/>
+            <wp:extent cx="2879725" cy="3564890"/>
             <wp:effectExtent l="0" t="0" r="0" b="0"/>
             <wp:docPr id="101" name="그림 1"/>
             <wp:cNvGraphicFramePr>
@@ -633,7 +633,7 @@
                   <pic:spPr>
                     <a:xfrm>
                       <a:off x="0" y="0"/>
-                      <a:ext cx="2447290" cy="1605280"/>
+                      <a:ext cx="2879725" cy="3564890"/>
                     </a:xfrm>
                     <a:prstGeom prst="rect">
                       <a:avLst/>
@@ -662,37 +662,221 @@
           <w:sz w:val="18"/>
           <w:szCs w:val="18"/>
         </w:rPr>
-        <w:t xml:space="preserve">그림 1. 두 팔이 공유하는 ETER-Net 골격(a)과 강화 SS2D 변형(b). 시퀀스 모델 f_θ만이 유일한 변수다</w:t>
-      </w:r>
-    </w:p>
-    <w:p>
-      <w:pPr>
-        <w:pStyle w:val="a3"/>
-        <w:wordWrap/>
-        <w:spacing w:line="288" w:lineRule="auto"/>
-        <w:rPr>
-          <w:rFonts w:ascii="HY신명조" w:eastAsia="HY신명조"/>
-          <w:sz w:val="18"/>
-        </w:rPr>
-      </w:pPr>
-    </w:p>
-    <w:p>
-      <w:pPr>
-        <w:pStyle w:val="a3"/>
-        <w:wordWrap/>
-        <w:spacing w:line="288" w:lineRule="auto"/>
-        <w:rPr>
-          <w:rFonts w:ascii="HY신명조" w:eastAsia="HY신명조"/>
-        </w:rPr>
-      </w:pPr>
-      <w:r>
-        <w:rPr>
-          <w:rFonts w:ascii="HY신명조" w:eastAsia="HY신명조" w:hint="eastAsia"/>
-          <w:sz w:val="18"/>
-          <w:szCs w:val="18"/>
-        </w:rPr>
-        <w:t xml:space="preserve">  강화 SS2D는 통제를 해제한 변형으로 Mamba 게이팅 y·SiLU(z), 3블록 잔차 스택, 병목 해제(출력 64채널, d_inner 256, d_state 32)를 적용하고, fp16 coarse scan(3배 다운샘플)으로 epoch당 시간을 통제판 수준으로 유지하였다(약 34M).</w:t>
-      </w:r>
+        <w:t xml:space="preserve">그림 1. 두 팔이 공유하는 ETER-Net 통제 파이프라인. 점선 상자의 시퀀스 모델 f_θ만이 유일한 변수이고 회색 블록은 두 팔에서 동일하다</w:t>
+      </w:r>
+    </w:p>
+    <w:p>
+      <w:pPr>
+        <w:pStyle w:val="a3"/>
+        <w:wordWrap/>
+        <w:spacing w:line="288" w:lineRule="auto"/>
+        <w:rPr>
+          <w:rFonts w:ascii="HY신명조" w:eastAsia="HY신명조"/>
+          <w:sz w:val="18"/>
+        </w:rPr>
+      </w:pPr>
+    </w:p>
+    <w:p>
+      <w:pPr>
+        <w:pStyle w:val="a3"/>
+        <w:wordWrap/>
+        <w:spacing w:line="288" w:lineRule="auto"/>
+        <w:rPr>
+          <w:rFonts w:ascii="HY신명조" w:eastAsia="HY신명조"/>
+        </w:rPr>
+      </w:pPr>
+      <w:r>
+        <w:rPr>
+          <w:rFonts w:ascii="HY신명조" w:eastAsia="HY신명조" w:hint="eastAsia"/>
+          <w:sz w:val="18"/>
+          <w:szCs w:val="18"/>
+        </w:rPr>
+        <w:t xml:space="preserve">  그림 2는 f_θ 자리에 들어가는 두 팔의 내부다. (a) bi-GRU 팔은 원본 ETER-Net 그대로 k-space를 384개 행의 시퀀스(스텝당 12,288차원)로 펼쳐 양방향 GRU를 통과시킨 뒤, 전치해 열 방향으로 한 번 더 통과시킨다. 두 GRU의 입력–은닉 행렬(방향별 12,288×11,520과 7,680×11,520)이 파라미터의 대부분이라 GRU 스택만 637.1M, 팔 전체 668.2M이며, 재귀는 스텝 순서대로만 계산된다. (b) SS2D 팔은 픽셀별 LN·Linear(32→128)·SiLU와 depthwise conv 뒤에 selective scan(S6)을 네 방향(각 행 →/←, 각 열 ↓/↑, L=384)으로 적용하고 네 출력을 합쳐 Linear와 1×1 conv로 GRU와 같은 20채널에 정합한다. 상태 갱신 h_t=Ā_t h_{t−1}+B̄_t x_t의 (Δ_t, B_t, C_t)는 입력에서 생성되고(d_inner 128, d_state 16), 한 조의 가중치를 모든 행·열이 공유하므로 SSM 스택은 0.12M(팔 전체 31.2M)에 그치며 스캔은 병렬 O(L)로 계산된다.</w:t>
+      </w:r>
+    </w:p>
+    <w:p>
+      <w:pPr>
+        <w:pStyle w:val="a3"/>
+        <w:wordWrap/>
+        <w:spacing w:line="288" w:lineRule="auto"/>
+        <w:jc w:val="center"/>
+        <w:rPr>
+          <w:rFonts w:ascii="HY신명조" w:eastAsia="HY신명조"/>
+          <w:sz w:val="18"/>
+        </w:rPr>
+      </w:pPr>
+      <w:r>
+        <w:rPr>
+          <w:rFonts w:ascii="HY신명조" w:eastAsia="HY신명조" w:hint="eastAsia"/>
+          <w:noProof/>
+        </w:rPr>
+        <w:drawing>
+          <wp:inline distT="0" distB="0" distL="0" distR="0">
+            <wp:extent cx="2879725" cy="3702050"/>
+            <wp:effectExtent l="0" t="0" r="0" b="0"/>
+            <wp:docPr id="102" name="그림 2"/>
+            <wp:cNvGraphicFramePr>
+              <a:graphicFrameLocks xmlns:a="http://schemas.openxmlformats.org/drawingml/2006/main" noChangeAspect="1"/>
+            </wp:cNvGraphicFramePr>
+            <a:graphic xmlns:a="http://schemas.openxmlformats.org/drawingml/2006/main">
+              <a:graphicData uri="http://schemas.openxmlformats.org/drawingml/2006/picture">
+                <pic:pic xmlns:pic="http://schemas.openxmlformats.org/drawingml/2006/picture">
+                  <pic:nvPicPr>
+                    <pic:cNvPr id="0" name="fig2.png"/>
+                    <pic:cNvPicPr/>
+                  </pic:nvPicPr>
+                  <pic:blipFill>
+                    <a:blip r:embed="rId21"/>
+                    <a:stretch>
+                      <a:fillRect/>
+                    </a:stretch>
+                  </pic:blipFill>
+                  <pic:spPr>
+                    <a:xfrm>
+                      <a:off x="0" y="0"/>
+                      <a:ext cx="2879725" cy="3702050"/>
+                    </a:xfrm>
+                    <a:prstGeom prst="rect">
+                      <a:avLst/>
+                    </a:prstGeom>
+                  </pic:spPr>
+                </pic:pic>
+              </a:graphicData>
+            </a:graphic>
+          </wp:inline>
+        </w:drawing>
+      </w:r>
+    </w:p>
+    <w:p>
+      <w:pPr>
+        <w:pStyle w:val="a3"/>
+        <w:wordWrap/>
+        <w:spacing w:line="288" w:lineRule="auto"/>
+        <w:jc w:val="center"/>
+        <w:rPr>
+          <w:rFonts w:ascii="HY신명조" w:eastAsia="HY신명조"/>
+        </w:rPr>
+      </w:pPr>
+      <w:r>
+        <w:rPr>
+          <w:rFonts w:ascii="HY신명조" w:eastAsia="HY신명조" w:hint="eastAsia"/>
+          <w:sz w:val="18"/>
+          <w:szCs w:val="18"/>
+        </w:rPr>
+        <w:t xml:space="preserve">그림 2. 시퀀스 모델 f_θ의 두 팔. (a) 원본 bi-GRU: 행·열 방향 2단 양방향 GRU(flatten-reshape, 668.2M). (b) SS2D: 4방향 selective scan 단일 블록(SSM 스택 0.12M, 팔 전체 31.2M)</w:t>
+      </w:r>
+    </w:p>
+    <w:p>
+      <w:pPr>
+        <w:pStyle w:val="a3"/>
+        <w:wordWrap/>
+        <w:spacing w:line="288" w:lineRule="auto"/>
+        <w:rPr>
+          <w:rFonts w:ascii="HY신명조" w:eastAsia="HY신명조"/>
+          <w:sz w:val="18"/>
+        </w:rPr>
+      </w:pPr>
+    </w:p>
+    <w:p>
+      <w:pPr>
+        <w:pStyle w:val="a3"/>
+        <w:wordWrap/>
+        <w:spacing w:line="288" w:lineRule="auto"/>
+        <w:rPr>
+          <w:rFonts w:ascii="HY신명조" w:eastAsia="HY신명조"/>
+        </w:rPr>
+      </w:pPr>
+      <w:r>
+        <w:rPr>
+          <w:rFonts w:ascii="HY신명조" w:eastAsia="HY신명조" w:hint="eastAsia"/>
+          <w:sz w:val="18"/>
+          <w:szCs w:val="18"/>
+        </w:rPr>
+        <w:t xml:space="preserve">  강화 SS2D(그림 3)는 통제를 해제한 변형이다. stem(LN·Linear 32→256·SiLU) 뒤 stride-3 conv로 128² 격자로 내린 다음, Mamba 게이팅을 복원한 잔차 SS2D 블록 3개(LN·Linear 256→512를 x_ssm|z로 분할 → DWConv·SiLU → 4방향 스캔(d_inner 256, d_state 32, fp16) → y·SiLU(z) → Linear·dropout 0.05 → 잔차 합)를 쌓고, bilinear 업샘플·3×3 conv·1×1 conv로 64채널 특징을 낸다. 이후의 결합·U-Net·손실은 그림 1과 같다. coarse scan 덕분에 epoch당 시간은 통제판 수준(2.84 h 대 3.07 h)이고 파라미터는 34.2M(SSM 스택 3.1M)이다.</w:t>
+      </w:r>
+    </w:p>
+    <w:p>
+      <w:pPr>
+        <w:pStyle w:val="a3"/>
+        <w:wordWrap/>
+        <w:spacing w:line="288" w:lineRule="auto"/>
+        <w:jc w:val="center"/>
+        <w:rPr>
+          <w:rFonts w:ascii="HY신명조" w:eastAsia="HY신명조"/>
+          <w:sz w:val="18"/>
+        </w:rPr>
+      </w:pPr>
+      <w:r>
+        <w:rPr>
+          <w:rFonts w:ascii="HY신명조" w:eastAsia="HY신명조" w:hint="eastAsia"/>
+          <w:noProof/>
+        </w:rPr>
+        <w:drawing>
+          <wp:inline distT="0" distB="0" distL="0" distR="0">
+            <wp:extent cx="2879725" cy="2943225"/>
+            <wp:effectExtent l="0" t="0" r="0" b="0"/>
+            <wp:docPr id="103" name="그림 3"/>
+            <wp:cNvGraphicFramePr>
+              <a:graphicFrameLocks xmlns:a="http://schemas.openxmlformats.org/drawingml/2006/main" noChangeAspect="1"/>
+            </wp:cNvGraphicFramePr>
+            <a:graphic xmlns:a="http://schemas.openxmlformats.org/drawingml/2006/main">
+              <a:graphicData uri="http://schemas.openxmlformats.org/drawingml/2006/picture">
+                <pic:pic xmlns:pic="http://schemas.openxmlformats.org/drawingml/2006/picture">
+                  <pic:nvPicPr>
+                    <pic:cNvPr id="0" name="fig3.png"/>
+                    <pic:cNvPicPr/>
+                  </pic:nvPicPr>
+                  <pic:blipFill>
+                    <a:blip r:embed="rId22"/>
+                    <a:stretch>
+                      <a:fillRect/>
+                    </a:stretch>
+                  </pic:blipFill>
+                  <pic:spPr>
+                    <a:xfrm>
+                      <a:off x="0" y="0"/>
+                      <a:ext cx="2879725" cy="2943225"/>
+                    </a:xfrm>
+                    <a:prstGeom prst="rect">
+                      <a:avLst/>
+                    </a:prstGeom>
+                  </pic:spPr>
+                </pic:pic>
+              </a:graphicData>
+            </a:graphic>
+          </wp:inline>
+        </w:drawing>
+      </w:r>
+    </w:p>
+    <w:p>
+      <w:pPr>
+        <w:pStyle w:val="a3"/>
+        <w:wordWrap/>
+        <w:spacing w:line="288" w:lineRule="auto"/>
+        <w:jc w:val="center"/>
+        <w:rPr>
+          <w:rFonts w:ascii="HY신명조" w:eastAsia="HY신명조"/>
+        </w:rPr>
+      </w:pPr>
+      <w:r>
+        <w:rPr>
+          <w:rFonts w:ascii="HY신명조" w:eastAsia="HY신명조" w:hint="eastAsia"/>
+          <w:sz w:val="18"/>
+          <w:szCs w:val="18"/>
+        </w:rPr>
+        <w:t xml:space="preserve">그림 3. 강화 SS2D 변형(f_θ 자리 교체, 34.2M). 위: stem → stride-3 다운샘플 → 게이팅 잔차 SS2D 블록 3개 → 업샘플·head. 아래: 블록 내부(게이트 y·SiLU(z)와 잔차 합)</w:t>
+      </w:r>
+    </w:p>
+    <w:p>
+      <w:pPr>
+        <w:pStyle w:val="a3"/>
+        <w:wordWrap/>
+        <w:spacing w:line="288" w:lineRule="auto"/>
+        <w:rPr>
+          <w:rFonts w:ascii="HY신명조" w:eastAsia="HY신명조"/>
+          <w:sz w:val="18"/>
+        </w:rPr>
+      </w:pPr>
     </w:p>
     <w:p>
       <w:pPr>
@@ -792,24 +976,7 @@
           <w:sz w:val="18"/>
           <w:szCs w:val="18"/>
         </w:rPr>
-        <w:t xml:space="preserve">  표 1에서 SS2D 치환은 21배 적은 파라미터로 세 지표 전부에서 원 설계를 앞섰고, paired 비교에서 슬라이스 74~78%(SSIM 78.2%)·볼륨 90~95%에서 우위였다(모든 지표 p&lt;0.001). 우위는 25회 검증 시점 전부와 5개 contrast 서브그룹 전부(≥68.7%)에서 유지되었다. 정성적으로 bi-GRU만 두개골 바깥에 주기적 ringing을 남겼다. 다만 epoch당 학습시간은 cuDNN GRU가 짧아(2.41 h 대 3.07 h) 효율 이점은 파라미터 수에 있다. 같은 프로토콜로 전체 검증셋을 추론한 공개 모델은 볼륨 SSIM 기준 U-Net† 0.8971, E2E-VarNet† 0.9181, PromptMR+ </w:t>
-      </w:r>
-      <w:r>
-        <w:rPr>
-          <w:rFonts w:ascii="HY신명조" w:eastAsia="HY신명조" w:hint="eastAsia"/>
-          <w:sz w:val="18"/>
-          <w:szCs w:val="18"/>
-          <w:highlight w:val="yellow"/>
-        </w:rPr>
-        <w:t xml:space="preserve">[TBD]</w:t>
-      </w:r>
-      <w:r>
-        <w:rPr>
-          <w:rFonts w:ascii="HY신명조" w:eastAsia="HY신명조" w:hint="eastAsia"/>
-          <w:sz w:val="18"/>
-          <w:szCs w:val="18"/>
-        </w:rPr>
-        <w:t xml:space="preserve">였다(†: train+val 학습 leaderboard 가중치, 참고선). 강화 SS2D는 통제판 대비 세 지표 모두 근소하게 개선되었으나(우위 슬라이스 54~56%), 이 이득은 동일 50 epoch 시점(SSIM 0.9130)이 아닌 80 epoch 연장 구간의 것이다.</w:t>
+        <w:t xml:space="preserve">  표 1에서 SS2D 치환은 21배 적은 파라미터로 세 지표 전부에서 원 설계를 앞섰고, paired 비교에서 슬라이스 74~78%(SSIM 78.2%)·볼륨 90~95%에서 우위였다(모든 지표 p&lt;0.001). 우위는 25회 검증 시점 전부와 5개 contrast 서브그룹 전부(≥68.7%)에서 유지되었다. 정성적으로 bi-GRU만 두개골 바깥에 주기적 ringing을 남겼다. 다만 epoch당 학습시간은 cuDNN GRU가 짧아(2.41 h 대 3.07 h) 효율 이점은 파라미터 수에 있다. 같은 프로토콜로 전체 검증셋을 추론한 공개 모델은 볼륨 SSIM 기준 U-Net† 0.8971, E2E-VarNet† 0.9181, PromptMR+ 0.9417이었다(†: train+val 학습 leaderboard 가중치, 참고선; PromptMR+는 train 구획만 학습한 12-cascade unrolled 모델로 인접 5슬라이스를 입력받아 계열이 다르다). 강화 SS2D는 통제판 대비 세 지표 모두 근소하게 개선되었으나(우위 슬라이스 54~56%), 이 이득은 동일 50 epoch 시점(SSIM 0.9130)이 아닌 80 epoch 연장 구간의 것이다.</w:t>
       </w:r>
     </w:p>
     <w:p>

--- a/paper/ieie/draft_ieie_conf_ko_v1.docx
+++ b/paper/ieie/draft_ieie_conf_ko_v1.docx
@@ -611,7 +611,7 @@
         </w:rPr>
         <w:drawing>
           <wp:inline distT="0" distB="0" distL="0" distR="0">
-            <wp:extent cx="2879725" cy="3564890"/>
+            <wp:extent cx="2879725" cy="1954530"/>
             <wp:effectExtent l="0" t="0" r="0" b="0"/>
             <wp:docPr id="101" name="그림 1"/>
             <wp:cNvGraphicFramePr>
@@ -633,7 +633,7 @@
                   <pic:spPr>
                     <a:xfrm>
                       <a:off x="0" y="0"/>
-                      <a:ext cx="2879725" cy="3564890"/>
+                      <a:ext cx="2879725" cy="1954530"/>
                     </a:xfrm>
                     <a:prstGeom prst="rect">
                       <a:avLst/>
@@ -662,7 +662,7 @@
           <w:sz w:val="18"/>
           <w:szCs w:val="18"/>
         </w:rPr>
-        <w:t xml:space="preserve">그림 1. 두 팔이 공유하는 ETER-Net 통제 파이프라인. 점선 상자의 시퀀스 모델 f_θ만이 유일한 변수이고 회색 블록은 두 팔에서 동일하다</w:t>
+        <w:t xml:space="preserve">그림 1. 두 팔이 공유하는 ETER-Net 통제 파이프라인. 점선 상자의 시퀀스 모델 f_θ만이 유일한 변수이고 마스크·zero-filled 분기·U-Net·손실은 두 팔에서 동일하다. 화살표의 숫자는 채널 수(공간 384²), 영상은 검증 슬라이스 예시</w:t>
       </w:r>
     </w:p>
     <w:p>
@@ -712,7 +712,7 @@
         </w:rPr>
         <w:drawing>
           <wp:inline distT="0" distB="0" distL="0" distR="0">
-            <wp:extent cx="2879725" cy="3702050"/>
+            <wp:extent cx="2879725" cy="2102485"/>
             <wp:effectExtent l="0" t="0" r="0" b="0"/>
             <wp:docPr id="102" name="그림 2"/>
             <wp:cNvGraphicFramePr>
@@ -734,7 +734,7 @@
                   <pic:spPr>
                     <a:xfrm>
                       <a:off x="0" y="0"/>
-                      <a:ext cx="2879725" cy="3702050"/>
+                      <a:ext cx="2879725" cy="2102485"/>
                     </a:xfrm>
                     <a:prstGeom prst="rect">
                       <a:avLst/>
@@ -763,7 +763,7 @@
           <w:sz w:val="18"/>
           <w:szCs w:val="18"/>
         </w:rPr>
-        <w:t xml:space="preserve">그림 2. 시퀀스 모델 f_θ의 두 팔. (a) 원본 bi-GRU: 행·열 방향 2단 양방향 GRU(flatten-reshape, 668.2M). (b) SS2D: 4방향 selective scan 단일 블록(SSM 스택 0.12M, 팔 전체 31.2M)</w:t>
+        <w:t xml:space="preserve">그림 2. 시퀀스 모델 f_θ의 두 팔. (a) 원본 bi-GRU: k-space 행을 시퀀스로 펼친 양방향 GRU를 행·열 방향으로 2단 적용(flatten-reshape, 668.2M). (b) SS2D: 4방향 cross-scan을 한 조의 S6 가중치로 병렬 계산해 결합(SSM 스택 0.12M, 팔 전체 31.2M)</w:t>
       </w:r>
     </w:p>
     <w:p>
@@ -813,7 +813,7 @@
         </w:rPr>
         <w:drawing>
           <wp:inline distT="0" distB="0" distL="0" distR="0">
-            <wp:extent cx="2879725" cy="2943225"/>
+            <wp:extent cx="2879725" cy="1718310"/>
             <wp:effectExtent l="0" t="0" r="0" b="0"/>
             <wp:docPr id="103" name="그림 3"/>
             <wp:cNvGraphicFramePr>
@@ -835,7 +835,7 @@
                   <pic:spPr>
                     <a:xfrm>
                       <a:off x="0" y="0"/>
-                      <a:ext cx="2879725" cy="2943225"/>
+                      <a:ext cx="2879725" cy="1718310"/>
                     </a:xfrm>
                     <a:prstGeom prst="rect">
                       <a:avLst/>
@@ -864,7 +864,7 @@
           <w:sz w:val="18"/>
           <w:szCs w:val="18"/>
         </w:rPr>
-        <w:t xml:space="preserve">그림 3. 강화 SS2D 변형(f_θ 자리 교체, 34.2M). 위: stem → stride-3 다운샘플 → 게이팅 잔차 SS2D 블록 3개 → 업샘플·head. 아래: 블록 내부(게이트 y·SiLU(z)와 잔차 합)</w:t>
+        <w:t xml:space="preserve">그림 3. 강화 SS2D 변형(f_θ 자리 교체, 34.2M). 위: stem → stride-3 다운샘플(128²) → 게이팅 잔차 SS2D 블록 3개 → 업샘플·head(64채널). 아래: 블록 내부 — SSM 분기 x_ssm과 게이트 분기 z의 곱 y·SiLU(z)에 잔차를 더한다</w:t>
       </w:r>
     </w:p>
     <w:p>

--- a/paper/ieie/draft_ieie_conf_ko_v1.docx
+++ b/paper/ieie/draft_ieie_conf_ko_v1.docx
@@ -691,7 +691,7 @@
           <w:sz w:val="18"/>
           <w:szCs w:val="18"/>
         </w:rPr>
-        <w:t xml:space="preserve">  그림 2는 f_θ 자리에 들어가는 두 팔의 내부다. (a) bi-GRU 팔은 원본 ETER-Net 그대로 k-space를 384개 행의 시퀀스(스텝당 12,288차원)로 펼쳐 양방향 GRU를 통과시킨 뒤, 전치해 열 방향으로 한 번 더 통과시킨다. 두 GRU의 입력–은닉 행렬(방향별 12,288×11,520과 7,680×11,520)이 파라미터의 대부분이라 GRU 스택만 637.1M, 팔 전체 668.2M이며, 재귀는 스텝 순서대로만 계산된다. (b) SS2D 팔은 픽셀별 LN·Linear(32→128)·SiLU와 depthwise conv 뒤에 selective scan(S6)을 네 방향(각 행 →/←, 각 열 ↓/↑, L=384)으로 적용하고 네 출력을 합쳐 Linear와 1×1 conv로 GRU와 같은 20채널에 정합한다. 상태 갱신 h_t=Ā_t h_{t−1}+B̄_t x_t의 (Δ_t, B_t, C_t)는 입력에서 생성되고(d_inner 128, d_state 16), 한 조의 가중치를 모든 행·열이 공유하므로 SSM 스택은 0.12M(팔 전체 31.2M)에 그치며 스캔은 병렬 O(L)로 계산된다.</w:t>
+        <w:t xml:space="preserve">  그림 2는 f_θ 자리에 들어가는 두 팔의 내부다. (a) bi-GRU 팔은 원본 ETER-Net 그대로 k-space를 384개 행의 시퀀스(스텝당 12,288차원)로 펼쳐 양방향 GRU를 통과시킨 뒤, 전치해 열 방향으로 한 번 더 통과시킨다. 두 GRU의 입력–은닉 행렬(방향별 12,288×11,520과 7,680×11,520)이 파라미터의 대부분이라 GRU 스택만 637.1M, 팔 전체 668.2M이며, 재귀는 스텝 순서대로만 계산된다. (b) SS2D 팔은 픽셀별 LN·Linear(32→128)·SiLU와 depthwise conv 뒤에 selective scan(S6)을 네 방향(각 행 →/←, 각 열 ↓/↑, L=384)으로 적용하고 네 출력을 채널 결합해 LN·Linear와 1×1 conv로 GRU와 같은 20채널에 정합한다. 상태 갱신 h_t=Ā_t h_{t−1}+B̄_t x_t의 (Δ_t, B_t, C_t)는 입력에서 생성되고(d_inner 128, d_state 16), 방향별 한 조의 S6 가중치를 그 방향의 모든 행(열)이 공유하므로 SSM 스택은 0.12M(팔 전체 31.2M)에 그치며 스캔은 병렬 O(L)로 계산된다.</w:t>
       </w:r>
     </w:p>
     <w:p>
@@ -763,36 +763,36 @@
           <w:sz w:val="18"/>
           <w:szCs w:val="18"/>
         </w:rPr>
-        <w:t xml:space="preserve">그림 2. 시퀀스 모델 f_θ의 두 팔. (a) 원본 bi-GRU: k-space 행을 시퀀스로 펼친 양방향 GRU를 행·열 방향으로 2단 적용(flatten-reshape, 668.2M). (b) SS2D: 4방향 cross-scan을 한 조의 S6 가중치로 병렬 계산해 결합(SSM 스택 0.12M, 팔 전체 31.2M)</w:t>
-      </w:r>
-    </w:p>
-    <w:p>
-      <w:pPr>
-        <w:pStyle w:val="a3"/>
-        <w:wordWrap/>
-        <w:spacing w:line="288" w:lineRule="auto"/>
-        <w:rPr>
-          <w:rFonts w:ascii="HY신명조" w:eastAsia="HY신명조"/>
-          <w:sz w:val="18"/>
-        </w:rPr>
-      </w:pPr>
-    </w:p>
-    <w:p>
-      <w:pPr>
-        <w:pStyle w:val="a3"/>
-        <w:wordWrap/>
-        <w:spacing w:line="288" w:lineRule="auto"/>
-        <w:rPr>
-          <w:rFonts w:ascii="HY신명조" w:eastAsia="HY신명조"/>
-        </w:rPr>
-      </w:pPr>
-      <w:r>
-        <w:rPr>
-          <w:rFonts w:ascii="HY신명조" w:eastAsia="HY신명조" w:hint="eastAsia"/>
-          <w:sz w:val="18"/>
-          <w:szCs w:val="18"/>
-        </w:rPr>
-        <w:t xml:space="preserve">  강화 SS2D(그림 3)는 통제를 해제한 변형이다. stem(LN·Linear 32→256·SiLU) 뒤 stride-3 conv로 128² 격자로 내린 다음, Mamba 게이팅을 복원한 잔차 SS2D 블록 3개(LN·Linear 256→512를 x_ssm|z로 분할 → DWConv·SiLU → 4방향 스캔(d_inner 256, d_state 32, fp16) → y·SiLU(z) → Linear·dropout 0.05 → 잔차 합)를 쌓고, bilinear 업샘플·3×3 conv·1×1 conv로 64채널 특징을 낸다. 이후의 결합·U-Net·손실은 그림 1과 같다. coarse scan 덕분에 epoch당 시간은 통제판 수준(2.84 h 대 3.07 h)이고 파라미터는 34.2M(SSM 스택 3.1M)이다.</w:t>
+        <w:t xml:space="preserve">그림 2. 시퀀스 모델 f_θ의 두 팔. (a) 원본 bi-GRU: k-space 행을 시퀀스로 펼친 양방향 GRU를 행·열 방향으로 2단 적용(flatten-reshape, 668.2M). (b) SS2D: 4방향 cross-scan을 방향별 S6로 병렬 스캔한 뒤 채널 결합(SSM 스택 0.12M, 팔 전체 31.2M)</w:t>
+      </w:r>
+    </w:p>
+    <w:p>
+      <w:pPr>
+        <w:pStyle w:val="a3"/>
+        <w:wordWrap/>
+        <w:spacing w:line="288" w:lineRule="auto"/>
+        <w:rPr>
+          <w:rFonts w:ascii="HY신명조" w:eastAsia="HY신명조"/>
+          <w:sz w:val="18"/>
+        </w:rPr>
+      </w:pPr>
+    </w:p>
+    <w:p>
+      <w:pPr>
+        <w:pStyle w:val="a3"/>
+        <w:wordWrap/>
+        <w:spacing w:line="288" w:lineRule="auto"/>
+        <w:rPr>
+          <w:rFonts w:ascii="HY신명조" w:eastAsia="HY신명조"/>
+        </w:rPr>
+      </w:pPr>
+      <w:r>
+        <w:rPr>
+          <w:rFonts w:ascii="HY신명조" w:eastAsia="HY신명조" w:hint="eastAsia"/>
+          <w:sz w:val="18"/>
+          <w:szCs w:val="18"/>
+        </w:rPr>
+        <w:t xml:space="preserve">  강화 SS2D(그림 3)는 통제를 해제한 변형이다. stem(LN·Linear 32→256·SiLU) 뒤 stride-3 conv로 128² 격자로 내린 다음, Mamba 게이팅을 복원한 잔차 SS2D 블록 3개(LN·Linear 256→512를 x_ssm|z로 분할 → DWConv·SiLU → 4방향 스캔(d_inner 256, d_state 32, fp16) → y·SiLU(z) → Linear·dropout 0.05 → 잔차 합)를 쌓고, LN·bilinear 업샘플·3×3 conv(SiLU)·1×1 conv로 64채널 특징을 낸다. 이후의 결합·U-Net·손실은 그림 1과 같다. coarse scan 덕분에 epoch당 시간은 통제판 수준(2.84 h 대 3.07 h)이고 파라미터는 34.2M(SSM 스택 3.1M)이다.</w:t>
       </w:r>
     </w:p>
     <w:p>
